--- a/lessons/6-8/downloads/reveal/teacher/6.8-prerequisite-practice-answer-key.docx
+++ b/lessons/6-8/downloads/reveal/teacher/6.8-prerequisite-practice-answer-key.docx
@@ -13,7 +13,7 @@
           <w:caps/>
           <w:color w:val="003A70"/>
           <w:spacing w:val="12"/>
-          <w:sz w:val="19"/>
+          <w:sz w:val="22"/>
           <w:szCs w:val="19"/>
         </w:rPr>
         <w:t xml:space="preserve">Lesson 6-8  ·  Prerequisite Practice  ·  Answer Key</w:t>
@@ -21,6 +21,7 @@
     </w:p>
     <w:p>
       <w:pPr>
+        <w:pStyle w:val="Heading1"/>
         <w:spacing w:before="0" w:after="10" w:line="240" w:lineRule="auto"/>
       </w:pPr>
       <w:r>
@@ -45,7 +46,7 @@
         <w:rPr>
           <w:rFonts w:ascii="Avenir Next" w:hAnsi="Avenir Next" w:cs="Avenir Next" w:eastAsia="Avenir Next"/>
           <w:color w:val="5A5F66"/>
-          <w:sz w:val="17"/>
+          <w:sz w:val="22"/>
           <w:szCs w:val="17"/>
         </w:rPr>
         <w:t xml:space="preserve">Teacher use. Each sheet practices two earlier skills the session depends on. Step-frame answers are shown in order.</w:t>
@@ -85,6 +86,7 @@
           </w:tcPr>
           <w:p>
             <w:pPr>
+              <w:pStyle w:val="Heading2"/>
               <w:keepNext/>
               <w:pBdr>
                 <w:bottom w:val="single" w:sz="8" w:space="3" w:color="003A70"/>
@@ -100,7 +102,7 @@
                 <w:b/>
                 <w:color w:val="003A70"/>
                 <w:spacing w:val="14"/>
-                <w:sz w:val="19"/>
+                <w:sz w:val="22"/>
                 <w:szCs w:val="19"/>
               </w:rPr>
               <w:t xml:space="preserve">SESSION 1  ·  PRACTICE A</w:t>
@@ -119,7 +121,7 @@
                 <w:rFonts w:ascii="Avenir Next" w:hAnsi="Avenir Next" w:cs="Avenir Next" w:eastAsia="Avenir Next"/>
                 <w:i/>
                 <w:color w:val="5A5F66"/>
-                <w:sz w:val="17"/>
+                <w:sz w:val="22"/>
                 <w:szCs w:val="17"/>
               </w:rPr>
               <w:t xml:space="preserve">Use Order of Operations · Name Properties of Operations</w:t>
@@ -138,7 +140,7 @@
                 <w:rFonts w:ascii="Avenir Next" w:hAnsi="Avenir Next" w:cs="Avenir Next" w:eastAsia="Avenir Next"/>
                 <w:b/>
                 <w:color w:val="1A1A1A"/>
-                <w:sz w:val="17"/>
+                <w:sz w:val="22"/>
                 <w:szCs w:val="17"/>
               </w:rPr>
               <w:t xml:space="preserve">1.</w:t>
@@ -156,7 +158,7 @@
               <w:rPr>
                 <w:rFonts w:ascii="Avenir Next" w:hAnsi="Avenir Next" w:cs="Avenir Next" w:eastAsia="Avenir Next"/>
                 <w:color w:val="1A1A1A"/>
-                <w:sz w:val="17"/>
+                <w:sz w:val="22"/>
                 <w:szCs w:val="17"/>
               </w:rPr>
               <w:t xml:space="preserve">Step 1: 10   Step 2: 20   Step 3: 20, 23</w:t>
@@ -175,7 +177,7 @@
                 <w:rFonts w:ascii="Avenir Next" w:hAnsi="Avenir Next" w:cs="Avenir Next" w:eastAsia="Avenir Next"/>
                 <w:b/>
                 <w:color w:val="1A1A1A"/>
-                <w:sz w:val="17"/>
+                <w:sz w:val="22"/>
                 <w:szCs w:val="17"/>
               </w:rPr>
               <w:t xml:space="preserve">2.</w:t>
@@ -193,7 +195,7 @@
               <w:rPr>
                 <w:rFonts w:ascii="Avenir Next" w:hAnsi="Avenir Next" w:cs="Avenir Next" w:eastAsia="Avenir Next"/>
                 <w:color w:val="1A1A1A"/>
-                <w:sz w:val="17"/>
+                <w:sz w:val="22"/>
                 <w:szCs w:val="17"/>
               </w:rPr>
               <w:t xml:space="preserve">Step 1: 6   Step 2: 18, 10   Step 3: 28</w:t>
@@ -212,7 +214,7 @@
                 <w:rFonts w:ascii="Avenir Next" w:hAnsi="Avenir Next" w:cs="Avenir Next" w:eastAsia="Avenir Next"/>
                 <w:b/>
                 <w:color w:val="1A1A1A"/>
-                <w:sz w:val="17"/>
+                <w:sz w:val="22"/>
                 <w:szCs w:val="17"/>
               </w:rPr>
               <w:t xml:space="preserve">3.</w:t>
@@ -230,7 +232,7 @@
               <w:rPr>
                 <w:rFonts w:ascii="Avenir Next" w:hAnsi="Avenir Next" w:cs="Avenir Next" w:eastAsia="Avenir Next"/>
                 <w:color w:val="1A1A1A"/>
-                <w:sz w:val="17"/>
+                <w:sz w:val="22"/>
                 <w:szCs w:val="17"/>
               </w:rPr>
               <w:t xml:space="preserve">a. 50  b. 14  c. 18  d. 3  e. 20  f. 26</w:t>
@@ -249,7 +251,7 @@
                 <w:rFonts w:ascii="Avenir Next" w:hAnsi="Avenir Next" w:cs="Avenir Next" w:eastAsia="Avenir Next"/>
                 <w:b/>
                 <w:color w:val="1A1A1A"/>
-                <w:sz w:val="17"/>
+                <w:sz w:val="22"/>
                 <w:szCs w:val="17"/>
               </w:rPr>
               <w:t xml:space="preserve">4.</w:t>
@@ -267,7 +269,7 @@
               <w:rPr>
                 <w:rFonts w:ascii="Avenir Next" w:hAnsi="Avenir Next" w:cs="Avenir Next" w:eastAsia="Avenir Next"/>
                 <w:color w:val="1A1A1A"/>
-                <w:sz w:val="17"/>
+                <w:sz w:val="22"/>
                 <w:szCs w:val="17"/>
               </w:rPr>
               <w:t xml:space="preserve">Step 1: yes   Step 2: no   Step 3: Commutative</w:t>
@@ -286,7 +288,7 @@
                 <w:rFonts w:ascii="Avenir Next" w:hAnsi="Avenir Next" w:cs="Avenir Next" w:eastAsia="Avenir Next"/>
                 <w:b/>
                 <w:color w:val="1A1A1A"/>
-                <w:sz w:val="17"/>
+                <w:sz w:val="22"/>
                 <w:szCs w:val="17"/>
               </w:rPr>
               <w:t xml:space="preserve">5.</w:t>
@@ -304,7 +306,7 @@
               <w:rPr>
                 <w:rFonts w:ascii="Avenir Next" w:hAnsi="Avenir Next" w:cs="Avenir Next" w:eastAsia="Avenir Next"/>
                 <w:color w:val="1A1A1A"/>
-                <w:sz w:val="17"/>
+                <w:sz w:val="22"/>
                 <w:szCs w:val="17"/>
               </w:rPr>
               <w:t xml:space="preserve">Step 1: no   Step 2: yes   Step 3: Associative</w:t>
@@ -323,7 +325,7 @@
                 <w:rFonts w:ascii="Avenir Next" w:hAnsi="Avenir Next" w:cs="Avenir Next" w:eastAsia="Avenir Next"/>
                 <w:b/>
                 <w:color w:val="1A1A1A"/>
-                <w:sz w:val="17"/>
+                <w:sz w:val="22"/>
                 <w:szCs w:val="17"/>
               </w:rPr>
               <w:t xml:space="preserve">6.</w:t>
@@ -341,7 +343,7 @@
               <w:rPr>
                 <w:rFonts w:ascii="Avenir Next" w:hAnsi="Avenir Next" w:cs="Avenir Next" w:eastAsia="Avenir Next"/>
                 <w:color w:val="1A1A1A"/>
-                <w:sz w:val="17"/>
+                <w:sz w:val="22"/>
                 <w:szCs w:val="17"/>
               </w:rPr>
               <w:t xml:space="preserve">a. I  b. D  c. C  d. I  e. A  f. C</w:t>
@@ -360,7 +362,7 @@
                 <w:rFonts w:ascii="Avenir Next" w:hAnsi="Avenir Next" w:cs="Avenir Next" w:eastAsia="Avenir Next"/>
                 <w:b/>
                 <w:color w:val="1A1A1A"/>
-                <w:sz w:val="17"/>
+                <w:sz w:val="22"/>
                 <w:szCs w:val="17"/>
               </w:rPr>
               <w:t xml:space="preserve">7.</w:t>
@@ -379,7 +381,7 @@
                 <w:rFonts w:ascii="Avenir Next" w:hAnsi="Avenir Next" w:cs="Avenir Next" w:eastAsia="Avenir Next"/>
                 <w:b/>
                 <w:color w:val="1A1A1A"/>
-                <w:sz w:val="17"/>
+                <w:sz w:val="22"/>
                 <w:szCs w:val="17"/>
               </w:rPr>
               <w:t xml:space="preserve">B</w:t>
@@ -388,7 +390,7 @@
               <w:rPr>
                 <w:rFonts w:ascii="Avenir Next" w:hAnsi="Avenir Next" w:cs="Avenir Next" w:eastAsia="Avenir Next"/>
                 <w:color w:val="1A1A1A"/>
-                <w:sz w:val="17"/>
+                <w:sz w:val="22"/>
                 <w:szCs w:val="17"/>
               </w:rPr>
               <w:t xml:space="preserve">  (Associative)</w:t>
@@ -402,6 +404,7 @@
           </w:tcPr>
           <w:p>
             <w:pPr>
+              <w:pStyle w:val="Heading2"/>
               <w:keepNext/>
               <w:pBdr>
                 <w:bottom w:val="single" w:sz="8" w:space="3" w:color="003A70"/>
@@ -417,7 +420,7 @@
                 <w:b/>
                 <w:color w:val="003A70"/>
                 <w:spacing w:val="14"/>
-                <w:sz w:val="19"/>
+                <w:sz w:val="22"/>
                 <w:szCs w:val="19"/>
               </w:rPr>
               <w:t xml:space="preserve">SESSION 1  ·  PRACTICE B</w:t>
@@ -436,7 +439,7 @@
                 <w:rFonts w:ascii="Avenir Next" w:hAnsi="Avenir Next" w:cs="Avenir Next" w:eastAsia="Avenir Next"/>
                 <w:i/>
                 <w:color w:val="5A5F66"/>
-                <w:sz w:val="17"/>
+                <w:sz w:val="22"/>
                 <w:szCs w:val="17"/>
               </w:rPr>
               <w:t xml:space="preserve">Combine Like Terms · Distribute with Variables</w:t>
@@ -455,7 +458,7 @@
                 <w:rFonts w:ascii="Avenir Next" w:hAnsi="Avenir Next" w:cs="Avenir Next" w:eastAsia="Avenir Next"/>
                 <w:b/>
                 <w:color w:val="1A1A1A"/>
-                <w:sz w:val="17"/>
+                <w:sz w:val="22"/>
                 <w:szCs w:val="17"/>
               </w:rPr>
               <w:t xml:space="preserve">1.</w:t>
@@ -473,7 +476,7 @@
               <w:rPr>
                 <w:rFonts w:ascii="Avenir Next" w:hAnsi="Avenir Next" w:cs="Avenir Next" w:eastAsia="Avenir Next"/>
                 <w:color w:val="1A1A1A"/>
-                <w:sz w:val="17"/>
+                <w:sz w:val="22"/>
                 <w:szCs w:val="17"/>
               </w:rPr>
               <w:t xml:space="preserve">Step 1: 5</w:t>
@@ -483,7 +486,7 @@
                 <w:rFonts w:ascii="Avenir Next" w:hAnsi="Avenir Next" w:cs="Avenir Next" w:eastAsia="Avenir Next"/>
                 <w:i/>
                 <w:color w:val="1A1A1A"/>
-                <w:sz w:val="17"/>
+                <w:sz w:val="22"/>
                 <w:szCs w:val="17"/>
               </w:rPr>
               <w:t xml:space="preserve">p</w:t>
@@ -492,7 +495,7 @@
               <w:rPr>
                 <w:rFonts w:ascii="Avenir Next" w:hAnsi="Avenir Next" w:cs="Avenir Next" w:eastAsia="Avenir Next"/>
                 <w:color w:val="1A1A1A"/>
-                <w:sz w:val="17"/>
+                <w:sz w:val="22"/>
                 <w:szCs w:val="17"/>
               </w:rPr>
               <w:t xml:space="preserve"> and 3</w:t>
@@ -502,7 +505,7 @@
                 <w:rFonts w:ascii="Avenir Next" w:hAnsi="Avenir Next" w:cs="Avenir Next" w:eastAsia="Avenir Next"/>
                 <w:i/>
                 <w:color w:val="1A1A1A"/>
-                <w:sz w:val="17"/>
+                <w:sz w:val="22"/>
                 <w:szCs w:val="17"/>
               </w:rPr>
               <w:t xml:space="preserve">p</w:t>
@@ -511,7 +514,7 @@
               <w:rPr>
                 <w:rFonts w:ascii="Avenir Next" w:hAnsi="Avenir Next" w:cs="Avenir Next" w:eastAsia="Avenir Next"/>
                 <w:color w:val="1A1A1A"/>
-                <w:sz w:val="17"/>
+                <w:sz w:val="22"/>
                 <w:szCs w:val="17"/>
               </w:rPr>
               <w:t xml:space="preserve">   Step 2: 8, 8</w:t>
@@ -521,7 +524,7 @@
                 <w:rFonts w:ascii="Avenir Next" w:hAnsi="Avenir Next" w:cs="Avenir Next" w:eastAsia="Avenir Next"/>
                 <w:i/>
                 <w:color w:val="1A1A1A"/>
-                <w:sz w:val="17"/>
+                <w:sz w:val="22"/>
                 <w:szCs w:val="17"/>
               </w:rPr>
               <w:t xml:space="preserve">p</w:t>
@@ -530,7 +533,7 @@
               <w:rPr>
                 <w:rFonts w:ascii="Avenir Next" w:hAnsi="Avenir Next" w:cs="Avenir Next" w:eastAsia="Avenir Next"/>
                 <w:color w:val="1A1A1A"/>
-                <w:sz w:val="17"/>
+                <w:sz w:val="22"/>
                 <w:szCs w:val="17"/>
               </w:rPr>
               <w:t xml:space="preserve">   Step 3: 2, 8</w:t>
@@ -540,7 +543,7 @@
                 <w:rFonts w:ascii="Avenir Next" w:hAnsi="Avenir Next" w:cs="Avenir Next" w:eastAsia="Avenir Next"/>
                 <w:i/>
                 <w:color w:val="1A1A1A"/>
-                <w:sz w:val="17"/>
+                <w:sz w:val="22"/>
                 <w:szCs w:val="17"/>
               </w:rPr>
               <w:t xml:space="preserve">p</w:t>
@@ -549,7 +552,7 @@
               <w:rPr>
                 <w:rFonts w:ascii="Avenir Next" w:hAnsi="Avenir Next" w:cs="Avenir Next" w:eastAsia="Avenir Next"/>
                 <w:color w:val="1A1A1A"/>
-                <w:sz w:val="17"/>
+                <w:sz w:val="22"/>
                 <w:szCs w:val="17"/>
               </w:rPr>
               <w:t xml:space="preserve"> + 2</w:t>
@@ -568,7 +571,7 @@
                 <w:rFonts w:ascii="Avenir Next" w:hAnsi="Avenir Next" w:cs="Avenir Next" w:eastAsia="Avenir Next"/>
                 <w:b/>
                 <w:color w:val="1A1A1A"/>
-                <w:sz w:val="17"/>
+                <w:sz w:val="22"/>
                 <w:szCs w:val="17"/>
               </w:rPr>
               <w:t xml:space="preserve">2.</w:t>
@@ -586,7 +589,7 @@
               <w:rPr>
                 <w:rFonts w:ascii="Avenir Next" w:hAnsi="Avenir Next" w:cs="Avenir Next" w:eastAsia="Avenir Next"/>
                 <w:color w:val="1A1A1A"/>
-                <w:sz w:val="17"/>
+                <w:sz w:val="22"/>
                 <w:szCs w:val="17"/>
               </w:rPr>
               <w:t xml:space="preserve">Step 1: </w:t>
@@ -596,7 +599,7 @@
                 <w:rFonts w:ascii="Avenir Next" w:hAnsi="Avenir Next" w:cs="Avenir Next" w:eastAsia="Avenir Next"/>
                 <w:i/>
                 <w:color w:val="1A1A1A"/>
-                <w:sz w:val="17"/>
+                <w:sz w:val="22"/>
                 <w:szCs w:val="17"/>
               </w:rPr>
               <w:t xml:space="preserve">x</w:t>
@@ -605,7 +608,7 @@
               <w:rPr>
                 <w:rFonts w:ascii="Avenir Next" w:hAnsi="Avenir Next" w:cs="Avenir Next" w:eastAsia="Avenir Next"/>
                 <w:color w:val="1A1A1A"/>
-                <w:sz w:val="17"/>
+                <w:sz w:val="22"/>
                 <w:szCs w:val="17"/>
               </w:rPr>
               <w:t xml:space="preserve"> and 7</w:t>
@@ -615,7 +618,7 @@
                 <w:rFonts w:ascii="Avenir Next" w:hAnsi="Avenir Next" w:cs="Avenir Next" w:eastAsia="Avenir Next"/>
                 <w:i/>
                 <w:color w:val="1A1A1A"/>
-                <w:sz w:val="17"/>
+                <w:sz w:val="22"/>
                 <w:szCs w:val="17"/>
               </w:rPr>
               <w:t xml:space="preserve">x</w:t>
@@ -624,7 +627,7 @@
               <w:rPr>
                 <w:rFonts w:ascii="Avenir Next" w:hAnsi="Avenir Next" w:cs="Avenir Next" w:eastAsia="Avenir Next"/>
                 <w:color w:val="1A1A1A"/>
-                <w:sz w:val="17"/>
+                <w:sz w:val="22"/>
                 <w:szCs w:val="17"/>
               </w:rPr>
               <w:t xml:space="preserve">   Step 2: 8, 8</w:t>
@@ -634,7 +637,7 @@
                 <w:rFonts w:ascii="Avenir Next" w:hAnsi="Avenir Next" w:cs="Avenir Next" w:eastAsia="Avenir Next"/>
                 <w:i/>
                 <w:color w:val="1A1A1A"/>
-                <w:sz w:val="17"/>
+                <w:sz w:val="22"/>
                 <w:szCs w:val="17"/>
               </w:rPr>
               <w:t xml:space="preserve">x</w:t>
@@ -643,7 +646,7 @@
               <w:rPr>
                 <w:rFonts w:ascii="Avenir Next" w:hAnsi="Avenir Next" w:cs="Avenir Next" w:eastAsia="Avenir Next"/>
                 <w:color w:val="1A1A1A"/>
-                <w:sz w:val="17"/>
+                <w:sz w:val="22"/>
                 <w:szCs w:val="17"/>
               </w:rPr>
               <w:t xml:space="preserve">   Step 3: 9, 8</w:t>
@@ -653,7 +656,7 @@
                 <w:rFonts w:ascii="Avenir Next" w:hAnsi="Avenir Next" w:cs="Avenir Next" w:eastAsia="Avenir Next"/>
                 <w:i/>
                 <w:color w:val="1A1A1A"/>
-                <w:sz w:val="17"/>
+                <w:sz w:val="22"/>
                 <w:szCs w:val="17"/>
               </w:rPr>
               <w:t xml:space="preserve">x</w:t>
@@ -662,7 +665,7 @@
               <w:rPr>
                 <w:rFonts w:ascii="Avenir Next" w:hAnsi="Avenir Next" w:cs="Avenir Next" w:eastAsia="Avenir Next"/>
                 <w:color w:val="1A1A1A"/>
-                <w:sz w:val="17"/>
+                <w:sz w:val="22"/>
                 <w:szCs w:val="17"/>
               </w:rPr>
               <w:t xml:space="preserve"> + 9</w:t>
@@ -681,7 +684,7 @@
                 <w:rFonts w:ascii="Avenir Next" w:hAnsi="Avenir Next" w:cs="Avenir Next" w:eastAsia="Avenir Next"/>
                 <w:b/>
                 <w:color w:val="1A1A1A"/>
-                <w:sz w:val="17"/>
+                <w:sz w:val="22"/>
                 <w:szCs w:val="17"/>
               </w:rPr>
               <w:t xml:space="preserve">3.</w:t>
@@ -699,7 +702,7 @@
               <w:rPr>
                 <w:rFonts w:ascii="Avenir Next" w:hAnsi="Avenir Next" w:cs="Avenir Next" w:eastAsia="Avenir Next"/>
                 <w:color w:val="1A1A1A"/>
-                <w:sz w:val="17"/>
+                <w:sz w:val="22"/>
                 <w:szCs w:val="17"/>
               </w:rPr>
               <w:t xml:space="preserve">a. 11</w:t>
@@ -709,7 +712,7 @@
                 <w:rFonts w:ascii="Avenir Next" w:hAnsi="Avenir Next" w:cs="Avenir Next" w:eastAsia="Avenir Next"/>
                 <w:i/>
                 <w:color w:val="1A1A1A"/>
-                <w:sz w:val="17"/>
+                <w:sz w:val="22"/>
                 <w:szCs w:val="17"/>
               </w:rPr>
               <w:t xml:space="preserve">a</w:t>
@@ -718,7 +721,7 @@
               <w:rPr>
                 <w:rFonts w:ascii="Avenir Next" w:hAnsi="Avenir Next" w:cs="Avenir Next" w:eastAsia="Avenir Next"/>
                 <w:color w:val="1A1A1A"/>
-                <w:sz w:val="17"/>
+                <w:sz w:val="22"/>
                 <w:szCs w:val="17"/>
               </w:rPr>
               <w:t xml:space="preserve">  b. 9</w:t>
@@ -728,7 +731,7 @@
                 <w:rFonts w:ascii="Avenir Next" w:hAnsi="Avenir Next" w:cs="Avenir Next" w:eastAsia="Avenir Next"/>
                 <w:i/>
                 <w:color w:val="1A1A1A"/>
-                <w:sz w:val="17"/>
+                <w:sz w:val="22"/>
                 <w:szCs w:val="17"/>
               </w:rPr>
               <w:t xml:space="preserve">n</w:t>
@@ -737,7 +740,7 @@
               <w:rPr>
                 <w:rFonts w:ascii="Avenir Next" w:hAnsi="Avenir Next" w:cs="Avenir Next" w:eastAsia="Avenir Next"/>
                 <w:color w:val="1A1A1A"/>
-                <w:sz w:val="17"/>
+                <w:sz w:val="22"/>
                 <w:szCs w:val="17"/>
               </w:rPr>
               <w:t xml:space="preserve">  c. 4</w:t>
@@ -747,7 +750,7 @@
                 <w:rFonts w:ascii="Avenir Next" w:hAnsi="Avenir Next" w:cs="Avenir Next" w:eastAsia="Avenir Next"/>
                 <w:i/>
                 <w:color w:val="1A1A1A"/>
-                <w:sz w:val="17"/>
+                <w:sz w:val="22"/>
                 <w:szCs w:val="17"/>
               </w:rPr>
               <w:t xml:space="preserve">t</w:t>
@@ -756,7 +759,7 @@
               <w:rPr>
                 <w:rFonts w:ascii="Avenir Next" w:hAnsi="Avenir Next" w:cs="Avenir Next" w:eastAsia="Avenir Next"/>
                 <w:color w:val="1A1A1A"/>
-                <w:sz w:val="17"/>
+                <w:sz w:val="22"/>
                 <w:szCs w:val="17"/>
               </w:rPr>
               <w:t xml:space="preserve"> + 15  d. 4</w:t>
@@ -766,7 +769,7 @@
                 <w:rFonts w:ascii="Avenir Next" w:hAnsi="Avenir Next" w:cs="Avenir Next" w:eastAsia="Avenir Next"/>
                 <w:i/>
                 <w:color w:val="1A1A1A"/>
-                <w:sz w:val="17"/>
+                <w:sz w:val="22"/>
                 <w:szCs w:val="17"/>
               </w:rPr>
               <w:t xml:space="preserve">v</w:t>
@@ -775,7 +778,7 @@
               <w:rPr>
                 <w:rFonts w:ascii="Avenir Next" w:hAnsi="Avenir Next" w:cs="Avenir Next" w:eastAsia="Avenir Next"/>
                 <w:color w:val="1A1A1A"/>
-                <w:sz w:val="17"/>
+                <w:sz w:val="22"/>
                 <w:szCs w:val="17"/>
               </w:rPr>
               <w:t xml:space="preserve"> + 10  e. 7</w:t>
@@ -785,7 +788,7 @@
                 <w:rFonts w:ascii="Avenir Next" w:hAnsi="Avenir Next" w:cs="Avenir Next" w:eastAsia="Avenir Next"/>
                 <w:i/>
                 <w:color w:val="1A1A1A"/>
-                <w:sz w:val="17"/>
+                <w:sz w:val="22"/>
                 <w:szCs w:val="17"/>
               </w:rPr>
               <w:t xml:space="preserve">f</w:t>
@@ -794,7 +797,7 @@
               <w:rPr>
                 <w:rFonts w:ascii="Avenir Next" w:hAnsi="Avenir Next" w:cs="Avenir Next" w:eastAsia="Avenir Next"/>
                 <w:color w:val="1A1A1A"/>
-                <w:sz w:val="17"/>
+                <w:sz w:val="22"/>
                 <w:szCs w:val="17"/>
               </w:rPr>
               <w:t xml:space="preserve"> + 2  f. 8</w:t>
@@ -804,7 +807,7 @@
                 <w:rFonts w:ascii="Avenir Next" w:hAnsi="Avenir Next" w:cs="Avenir Next" w:eastAsia="Avenir Next"/>
                 <w:i/>
                 <w:color w:val="1A1A1A"/>
-                <w:sz w:val="17"/>
+                <w:sz w:val="22"/>
                 <w:szCs w:val="17"/>
               </w:rPr>
               <w:t xml:space="preserve">k</w:t>
@@ -823,7 +826,7 @@
                 <w:rFonts w:ascii="Avenir Next" w:hAnsi="Avenir Next" w:cs="Avenir Next" w:eastAsia="Avenir Next"/>
                 <w:b/>
                 <w:color w:val="1A1A1A"/>
-                <w:sz w:val="17"/>
+                <w:sz w:val="22"/>
                 <w:szCs w:val="17"/>
               </w:rPr>
               <w:t xml:space="preserve">4.</w:t>
@@ -841,7 +844,7 @@
               <w:rPr>
                 <w:rFonts w:ascii="Avenir Next" w:hAnsi="Avenir Next" w:cs="Avenir Next" w:eastAsia="Avenir Next"/>
                 <w:color w:val="1A1A1A"/>
-                <w:sz w:val="17"/>
+                <w:sz w:val="22"/>
                 <w:szCs w:val="17"/>
               </w:rPr>
               <w:t xml:space="preserve">Step 1: 3</w:t>
@@ -851,7 +854,7 @@
                 <w:rFonts w:ascii="Avenir Next" w:hAnsi="Avenir Next" w:cs="Avenir Next" w:eastAsia="Avenir Next"/>
                 <w:i/>
                 <w:color w:val="1A1A1A"/>
-                <w:sz w:val="17"/>
+                <w:sz w:val="22"/>
                 <w:szCs w:val="17"/>
               </w:rPr>
               <w:t xml:space="preserve">n</w:t>
@@ -860,7 +863,7 @@
               <w:rPr>
                 <w:rFonts w:ascii="Avenir Next" w:hAnsi="Avenir Next" w:cs="Avenir Next" w:eastAsia="Avenir Next"/>
                 <w:color w:val="1A1A1A"/>
-                <w:sz w:val="17"/>
+                <w:sz w:val="22"/>
                 <w:szCs w:val="17"/>
               </w:rPr>
               <w:t xml:space="preserve">   Step 2: 12   Step 3: 3</w:t>
@@ -870,7 +873,7 @@
                 <w:rFonts w:ascii="Avenir Next" w:hAnsi="Avenir Next" w:cs="Avenir Next" w:eastAsia="Avenir Next"/>
                 <w:i/>
                 <w:color w:val="1A1A1A"/>
-                <w:sz w:val="17"/>
+                <w:sz w:val="22"/>
                 <w:szCs w:val="17"/>
               </w:rPr>
               <w:t xml:space="preserve">n</w:t>
@@ -879,7 +882,7 @@
               <w:rPr>
                 <w:rFonts w:ascii="Avenir Next" w:hAnsi="Avenir Next" w:cs="Avenir Next" w:eastAsia="Avenir Next"/>
                 <w:color w:val="1A1A1A"/>
-                <w:sz w:val="17"/>
+                <w:sz w:val="22"/>
                 <w:szCs w:val="17"/>
               </w:rPr>
               <w:t xml:space="preserve"> + 12</w:t>
@@ -898,7 +901,7 @@
                 <w:rFonts w:ascii="Avenir Next" w:hAnsi="Avenir Next" w:cs="Avenir Next" w:eastAsia="Avenir Next"/>
                 <w:b/>
                 <w:color w:val="1A1A1A"/>
-                <w:sz w:val="17"/>
+                <w:sz w:val="22"/>
                 <w:szCs w:val="17"/>
               </w:rPr>
               <w:t xml:space="preserve">5.</w:t>
@@ -916,7 +919,7 @@
               <w:rPr>
                 <w:rFonts w:ascii="Avenir Next" w:hAnsi="Avenir Next" w:cs="Avenir Next" w:eastAsia="Avenir Next"/>
                 <w:color w:val="1A1A1A"/>
-                <w:sz w:val="17"/>
+                <w:sz w:val="22"/>
                 <w:szCs w:val="17"/>
               </w:rPr>
               <w:t xml:space="preserve">Step 1: 7</w:t>
@@ -926,7 +929,7 @@
                 <w:rFonts w:ascii="Avenir Next" w:hAnsi="Avenir Next" w:cs="Avenir Next" w:eastAsia="Avenir Next"/>
                 <w:i/>
                 <w:color w:val="1A1A1A"/>
-                <w:sz w:val="17"/>
+                <w:sz w:val="22"/>
                 <w:szCs w:val="17"/>
               </w:rPr>
               <w:t xml:space="preserve">b</w:t>
@@ -935,7 +938,7 @@
               <w:rPr>
                 <w:rFonts w:ascii="Avenir Next" w:hAnsi="Avenir Next" w:cs="Avenir Next" w:eastAsia="Avenir Next"/>
                 <w:color w:val="1A1A1A"/>
-                <w:sz w:val="17"/>
+                <w:sz w:val="22"/>
                 <w:szCs w:val="17"/>
               </w:rPr>
               <w:t xml:space="preserve">   Step 2: 14   Step 3: 7</w:t>
@@ -945,7 +948,7 @@
                 <w:rFonts w:ascii="Avenir Next" w:hAnsi="Avenir Next" w:cs="Avenir Next" w:eastAsia="Avenir Next"/>
                 <w:i/>
                 <w:color w:val="1A1A1A"/>
-                <w:sz w:val="17"/>
+                <w:sz w:val="22"/>
                 <w:szCs w:val="17"/>
               </w:rPr>
               <w:t xml:space="preserve">b</w:t>
@@ -954,7 +957,7 @@
               <w:rPr>
                 <w:rFonts w:ascii="Avenir Next" w:hAnsi="Avenir Next" w:cs="Avenir Next" w:eastAsia="Avenir Next"/>
                 <w:color w:val="1A1A1A"/>
-                <w:sz w:val="17"/>
+                <w:sz w:val="22"/>
                 <w:szCs w:val="17"/>
               </w:rPr>
               <w:t xml:space="preserve"> + 14</w:t>
@@ -973,7 +976,7 @@
                 <w:rFonts w:ascii="Avenir Next" w:hAnsi="Avenir Next" w:cs="Avenir Next" w:eastAsia="Avenir Next"/>
                 <w:b/>
                 <w:color w:val="1A1A1A"/>
-                <w:sz w:val="17"/>
+                <w:sz w:val="22"/>
                 <w:szCs w:val="17"/>
               </w:rPr>
               <w:t xml:space="preserve">6.</w:t>
@@ -991,7 +994,7 @@
               <w:rPr>
                 <w:rFonts w:ascii="Avenir Next" w:hAnsi="Avenir Next" w:cs="Avenir Next" w:eastAsia="Avenir Next"/>
                 <w:color w:val="1A1A1A"/>
-                <w:sz w:val="17"/>
+                <w:sz w:val="22"/>
                 <w:szCs w:val="17"/>
               </w:rPr>
               <w:t xml:space="preserve">a. 2</w:t>
@@ -1001,7 +1004,7 @@
                 <w:rFonts w:ascii="Avenir Next" w:hAnsi="Avenir Next" w:cs="Avenir Next" w:eastAsia="Avenir Next"/>
                 <w:i/>
                 <w:color w:val="1A1A1A"/>
-                <w:sz w:val="17"/>
+                <w:sz w:val="22"/>
                 <w:szCs w:val="17"/>
               </w:rPr>
               <w:t xml:space="preserve">x</w:t>
@@ -1010,7 +1013,7 @@
               <w:rPr>
                 <w:rFonts w:ascii="Avenir Next" w:hAnsi="Avenir Next" w:cs="Avenir Next" w:eastAsia="Avenir Next"/>
                 <w:color w:val="1A1A1A"/>
-                <w:sz w:val="17"/>
+                <w:sz w:val="22"/>
                 <w:szCs w:val="17"/>
               </w:rPr>
               <w:t xml:space="preserve"> + 14  b. 4</w:t>
@@ -1020,7 +1023,7 @@
                 <w:rFonts w:ascii="Avenir Next" w:hAnsi="Avenir Next" w:cs="Avenir Next" w:eastAsia="Avenir Next"/>
                 <w:i/>
                 <w:color w:val="1A1A1A"/>
-                <w:sz w:val="17"/>
+                <w:sz w:val="22"/>
                 <w:szCs w:val="17"/>
               </w:rPr>
               <w:t xml:space="preserve">n</w:t>
@@ -1029,7 +1032,7 @@
               <w:rPr>
                 <w:rFonts w:ascii="Avenir Next" w:hAnsi="Avenir Next" w:cs="Avenir Next" w:eastAsia="Avenir Next"/>
                 <w:color w:val="1A1A1A"/>
-                <w:sz w:val="17"/>
+                <w:sz w:val="22"/>
                 <w:szCs w:val="17"/>
               </w:rPr>
               <w:t xml:space="preserve"> − 4  c. 3</w:t>
@@ -1039,7 +1042,7 @@
                 <w:rFonts w:ascii="Avenir Next" w:hAnsi="Avenir Next" w:cs="Avenir Next" w:eastAsia="Avenir Next"/>
                 <w:i/>
                 <w:color w:val="1A1A1A"/>
-                <w:sz w:val="17"/>
+                <w:sz w:val="22"/>
                 <w:szCs w:val="17"/>
               </w:rPr>
               <w:t xml:space="preserve">m</w:t>
@@ -1048,7 +1051,7 @@
               <w:rPr>
                 <w:rFonts w:ascii="Avenir Next" w:hAnsi="Avenir Next" w:cs="Avenir Next" w:eastAsia="Avenir Next"/>
                 <w:color w:val="1A1A1A"/>
-                <w:sz w:val="17"/>
+                <w:sz w:val="22"/>
                 <w:szCs w:val="17"/>
               </w:rPr>
               <w:t xml:space="preserve"> + 27  d. 9</w:t>
@@ -1058,7 +1061,7 @@
                 <w:rFonts w:ascii="Avenir Next" w:hAnsi="Avenir Next" w:cs="Avenir Next" w:eastAsia="Avenir Next"/>
                 <w:i/>
                 <w:color w:val="1A1A1A"/>
-                <w:sz w:val="17"/>
+                <w:sz w:val="22"/>
                 <w:szCs w:val="17"/>
               </w:rPr>
               <w:t xml:space="preserve">c</w:t>
@@ -1067,7 +1070,7 @@
               <w:rPr>
                 <w:rFonts w:ascii="Avenir Next" w:hAnsi="Avenir Next" w:cs="Avenir Next" w:eastAsia="Avenir Next"/>
                 <w:color w:val="1A1A1A"/>
-                <w:sz w:val="17"/>
+                <w:sz w:val="22"/>
                 <w:szCs w:val="17"/>
               </w:rPr>
               <w:t xml:space="preserve"> − 45  e. 16 + 8</w:t>
@@ -1077,7 +1080,7 @@
                 <w:rFonts w:ascii="Avenir Next" w:hAnsi="Avenir Next" w:cs="Avenir Next" w:eastAsia="Avenir Next"/>
                 <w:i/>
                 <w:color w:val="1A1A1A"/>
-                <w:sz w:val="17"/>
+                <w:sz w:val="22"/>
                 <w:szCs w:val="17"/>
               </w:rPr>
               <w:t xml:space="preserve">k</w:t>
@@ -1086,7 +1089,7 @@
               <w:rPr>
                 <w:rFonts w:ascii="Avenir Next" w:hAnsi="Avenir Next" w:cs="Avenir Next" w:eastAsia="Avenir Next"/>
                 <w:color w:val="1A1A1A"/>
-                <w:sz w:val="17"/>
+                <w:sz w:val="22"/>
                 <w:szCs w:val="17"/>
               </w:rPr>
               <w:t xml:space="preserve">  f. 6</w:t>
@@ -1096,7 +1099,7 @@
                 <w:rFonts w:ascii="Avenir Next" w:hAnsi="Avenir Next" w:cs="Avenir Next" w:eastAsia="Avenir Next"/>
                 <w:i/>
                 <w:color w:val="1A1A1A"/>
-                <w:sz w:val="17"/>
+                <w:sz w:val="22"/>
                 <w:szCs w:val="17"/>
               </w:rPr>
               <w:t xml:space="preserve">x</w:t>
@@ -1105,7 +1108,7 @@
               <w:rPr>
                 <w:rFonts w:ascii="Avenir Next" w:hAnsi="Avenir Next" w:cs="Avenir Next" w:eastAsia="Avenir Next"/>
                 <w:color w:val="1A1A1A"/>
-                <w:sz w:val="17"/>
+                <w:sz w:val="22"/>
                 <w:szCs w:val="17"/>
               </w:rPr>
               <w:t xml:space="preserve"> + 2</w:t>
@@ -1124,7 +1127,7 @@
                 <w:rFonts w:ascii="Avenir Next" w:hAnsi="Avenir Next" w:cs="Avenir Next" w:eastAsia="Avenir Next"/>
                 <w:b/>
                 <w:color w:val="1A1A1A"/>
-                <w:sz w:val="17"/>
+                <w:sz w:val="22"/>
                 <w:szCs w:val="17"/>
               </w:rPr>
               <w:t xml:space="preserve">7.</w:t>
@@ -1143,7 +1146,7 @@
                 <w:rFonts w:ascii="Avenir Next" w:hAnsi="Avenir Next" w:cs="Avenir Next" w:eastAsia="Avenir Next"/>
                 <w:b/>
                 <w:color w:val="1A1A1A"/>
-                <w:sz w:val="17"/>
+                <w:sz w:val="22"/>
                 <w:szCs w:val="17"/>
               </w:rPr>
               <w:t xml:space="preserve">B</w:t>
@@ -1152,7 +1155,7 @@
               <w:rPr>
                 <w:rFonts w:ascii="Avenir Next" w:hAnsi="Avenir Next" w:cs="Avenir Next" w:eastAsia="Avenir Next"/>
                 <w:color w:val="1A1A1A"/>
-                <w:sz w:val="17"/>
+                <w:sz w:val="22"/>
                 <w:szCs w:val="17"/>
               </w:rPr>
               <w:t xml:space="preserve">  (3</w:t>
@@ -1162,7 +1165,7 @@
                 <w:rFonts w:ascii="Avenir Next" w:hAnsi="Avenir Next" w:cs="Avenir Next" w:eastAsia="Avenir Next"/>
                 <w:i/>
                 <w:color w:val="1A1A1A"/>
-                <w:sz w:val="17"/>
+                <w:sz w:val="22"/>
                 <w:szCs w:val="17"/>
               </w:rPr>
               <w:t xml:space="preserve">n</w:t>
@@ -1171,7 +1174,7 @@
               <w:rPr>
                 <w:rFonts w:ascii="Avenir Next" w:hAnsi="Avenir Next" w:cs="Avenir Next" w:eastAsia="Avenir Next"/>
                 <w:color w:val="1A1A1A"/>
-                <w:sz w:val="17"/>
+                <w:sz w:val="22"/>
                 <w:szCs w:val="17"/>
               </w:rPr>
               <w:t xml:space="preserve"> + 12)</w:t>
@@ -1219,6 +1222,7 @@
           </w:tcPr>
           <w:p>
             <w:pPr>
+              <w:pStyle w:val="Heading2"/>
               <w:keepNext/>
               <w:pBdr>
                 <w:bottom w:val="single" w:sz="8" w:space="3" w:color="003A70"/>
@@ -1234,7 +1238,7 @@
                 <w:b/>
                 <w:color w:val="003A70"/>
                 <w:spacing w:val="14"/>
-                <w:sz w:val="19"/>
+                <w:sz w:val="22"/>
                 <w:szCs w:val="19"/>
               </w:rPr>
               <w:t xml:space="preserve">SESSION 2  ·  PRACTICE A</w:t>
@@ -1253,7 +1257,7 @@
                 <w:rFonts w:ascii="Avenir Next" w:hAnsi="Avenir Next" w:cs="Avenir Next" w:eastAsia="Avenir Next"/>
                 <w:i/>
                 <w:color w:val="5A5F66"/>
-                <w:sz w:val="17"/>
+                <w:sz w:val="22"/>
                 <w:szCs w:val="17"/>
               </w:rPr>
               <w:t xml:space="preserve">Find Factors of a Number · Divide by a Common Factor</w:t>
@@ -1272,7 +1276,7 @@
                 <w:rFonts w:ascii="Avenir Next" w:hAnsi="Avenir Next" w:cs="Avenir Next" w:eastAsia="Avenir Next"/>
                 <w:b/>
                 <w:color w:val="1A1A1A"/>
-                <w:sz w:val="17"/>
+                <w:sz w:val="22"/>
                 <w:szCs w:val="17"/>
               </w:rPr>
               <w:t xml:space="preserve">1.</w:t>
@@ -1290,7 +1294,7 @@
               <w:rPr>
                 <w:rFonts w:ascii="Avenir Next" w:hAnsi="Avenir Next" w:cs="Avenir Next" w:eastAsia="Avenir Next"/>
                 <w:color w:val="1A1A1A"/>
-                <w:sz w:val="17"/>
+                <w:sz w:val="22"/>
                 <w:szCs w:val="17"/>
               </w:rPr>
               <w:t xml:space="preserve">Step 1: 3   Step 2: 7   Step 3: 1 and 5</w:t>
@@ -1309,7 +1313,7 @@
                 <w:rFonts w:ascii="Avenir Next" w:hAnsi="Avenir Next" w:cs="Avenir Next" w:eastAsia="Avenir Next"/>
                 <w:b/>
                 <w:color w:val="1A1A1A"/>
-                <w:sz w:val="17"/>
+                <w:sz w:val="22"/>
                 <w:szCs w:val="17"/>
               </w:rPr>
               <w:t xml:space="preserve">2.</w:t>
@@ -1327,7 +1331,7 @@
               <w:rPr>
                 <w:rFonts w:ascii="Avenir Next" w:hAnsi="Avenir Next" w:cs="Avenir Next" w:eastAsia="Avenir Next"/>
                 <w:color w:val="1A1A1A"/>
-                <w:sz w:val="17"/>
+                <w:sz w:val="22"/>
                 <w:szCs w:val="17"/>
               </w:rPr>
               <w:t xml:space="preserve">Step 1: 4   Step 2: 4   Step 3: 4, 8</w:t>
@@ -1346,7 +1350,7 @@
                 <w:rFonts w:ascii="Avenir Next" w:hAnsi="Avenir Next" w:cs="Avenir Next" w:eastAsia="Avenir Next"/>
                 <w:b/>
                 <w:color w:val="1A1A1A"/>
-                <w:sz w:val="17"/>
+                <w:sz w:val="22"/>
                 <w:szCs w:val="17"/>
               </w:rPr>
               <w:t xml:space="preserve">3.</w:t>
@@ -1364,7 +1368,7 @@
               <w:rPr>
                 <w:rFonts w:ascii="Avenir Next" w:hAnsi="Avenir Next" w:cs="Avenir Next" w:eastAsia="Avenir Next"/>
                 <w:color w:val="1A1A1A"/>
-                <w:sz w:val="17"/>
+                <w:sz w:val="22"/>
                 <w:szCs w:val="17"/>
               </w:rPr>
               <w:t xml:space="preserve">a. 1, 2, 3, 6  b. 1, 5  c. 1, 7  d. 1, 2, 5, 10</w:t>
@@ -1383,7 +1387,7 @@
                 <w:rFonts w:ascii="Avenir Next" w:hAnsi="Avenir Next" w:cs="Avenir Next" w:eastAsia="Avenir Next"/>
                 <w:b/>
                 <w:color w:val="1A1A1A"/>
-                <w:sz w:val="17"/>
+                <w:sz w:val="22"/>
                 <w:szCs w:val="17"/>
               </w:rPr>
               <w:t xml:space="preserve">4.</w:t>
@@ -1401,7 +1405,7 @@
               <w:rPr>
                 <w:rFonts w:ascii="Avenir Next" w:hAnsi="Avenir Next" w:cs="Avenir Next" w:eastAsia="Avenir Next"/>
                 <w:color w:val="1A1A1A"/>
-                <w:sz w:val="17"/>
+                <w:sz w:val="22"/>
                 <w:szCs w:val="17"/>
               </w:rPr>
               <w:t xml:space="preserve">Step 1: 3   Step 2: 4   Step 3: 18, 24</w:t>
@@ -1420,7 +1424,7 @@
                 <w:rFonts w:ascii="Avenir Next" w:hAnsi="Avenir Next" w:cs="Avenir Next" w:eastAsia="Avenir Next"/>
                 <w:b/>
                 <w:color w:val="1A1A1A"/>
-                <w:sz w:val="17"/>
+                <w:sz w:val="22"/>
                 <w:szCs w:val="17"/>
               </w:rPr>
               <w:t xml:space="preserve">5.</w:t>
@@ -1438,7 +1442,7 @@
               <w:rPr>
                 <w:rFonts w:ascii="Avenir Next" w:hAnsi="Avenir Next" w:cs="Avenir Next" w:eastAsia="Avenir Next"/>
                 <w:color w:val="1A1A1A"/>
-                <w:sz w:val="17"/>
+                <w:sz w:val="22"/>
                 <w:szCs w:val="17"/>
               </w:rPr>
               <w:t xml:space="preserve">Step 1: 2   Step 2: 5   Step 3: 14, 35</w:t>
@@ -1457,7 +1461,7 @@
                 <w:rFonts w:ascii="Avenir Next" w:hAnsi="Avenir Next" w:cs="Avenir Next" w:eastAsia="Avenir Next"/>
                 <w:b/>
                 <w:color w:val="1A1A1A"/>
-                <w:sz w:val="17"/>
+                <w:sz w:val="22"/>
                 <w:szCs w:val="17"/>
               </w:rPr>
               <w:t xml:space="preserve">6.</w:t>
@@ -1475,7 +1479,7 @@
               <w:rPr>
                 <w:rFonts w:ascii="Avenir Next" w:hAnsi="Avenir Next" w:cs="Avenir Next" w:eastAsia="Avenir Next"/>
                 <w:color w:val="1A1A1A"/>
-                <w:sz w:val="17"/>
+                <w:sz w:val="22"/>
                 <w:szCs w:val="17"/>
               </w:rPr>
               <w:t xml:space="preserve">a. 3 and 5  b. 3 and 7  c. 4 and 9  d. 2 and 5  e. 2 and 3  f. 2 and 5</w:t>
@@ -1494,7 +1498,7 @@
                 <w:rFonts w:ascii="Avenir Next" w:hAnsi="Avenir Next" w:cs="Avenir Next" w:eastAsia="Avenir Next"/>
                 <w:b/>
                 <w:color w:val="1A1A1A"/>
-                <w:sz w:val="17"/>
+                <w:sz w:val="22"/>
                 <w:szCs w:val="17"/>
               </w:rPr>
               <w:t xml:space="preserve">7.</w:t>
@@ -1513,7 +1517,7 @@
                 <w:rFonts w:ascii="Avenir Next" w:hAnsi="Avenir Next" w:cs="Avenir Next" w:eastAsia="Avenir Next"/>
                 <w:b/>
                 <w:color w:val="1A1A1A"/>
-                <w:sz w:val="17"/>
+                <w:sz w:val="22"/>
                 <w:szCs w:val="17"/>
               </w:rPr>
               <w:t xml:space="preserve">A</w:t>
@@ -1522,7 +1526,7 @@
               <w:rPr>
                 <w:rFonts w:ascii="Avenir Next" w:hAnsi="Avenir Next" w:cs="Avenir Next" w:eastAsia="Avenir Next"/>
                 <w:color w:val="1A1A1A"/>
-                <w:sz w:val="17"/>
+                <w:sz w:val="22"/>
                 <w:szCs w:val="17"/>
               </w:rPr>
               <w:t xml:space="preserve">  (6(3</w:t>
@@ -1532,7 +1536,7 @@
                 <w:rFonts w:ascii="Avenir Next" w:hAnsi="Avenir Next" w:cs="Avenir Next" w:eastAsia="Avenir Next"/>
                 <w:i/>
                 <w:color w:val="1A1A1A"/>
-                <w:sz w:val="17"/>
+                <w:sz w:val="22"/>
                 <w:szCs w:val="17"/>
               </w:rPr>
               <w:t xml:space="preserve">x</w:t>
@@ -1541,7 +1545,7 @@
               <w:rPr>
                 <w:rFonts w:ascii="Avenir Next" w:hAnsi="Avenir Next" w:cs="Avenir Next" w:eastAsia="Avenir Next"/>
                 <w:color w:val="1A1A1A"/>
-                <w:sz w:val="17"/>
+                <w:sz w:val="22"/>
                 <w:szCs w:val="17"/>
               </w:rPr>
               <w:t xml:space="preserve"> + 2))</w:t>
@@ -1555,6 +1559,7 @@
           </w:tcPr>
           <w:p>
             <w:pPr>
+              <w:pStyle w:val="Heading2"/>
               <w:keepNext/>
               <w:pBdr>
                 <w:bottom w:val="single" w:sz="8" w:space="3" w:color="003A70"/>
@@ -1570,7 +1575,7 @@
                 <w:b/>
                 <w:color w:val="003A70"/>
                 <w:spacing w:val="14"/>
-                <w:sz w:val="19"/>
+                <w:sz w:val="22"/>
                 <w:szCs w:val="19"/>
               </w:rPr>
               <w:t xml:space="preserve">SESSION 2  ·  PRACTICE B</w:t>
@@ -1589,7 +1594,7 @@
                 <w:rFonts w:ascii="Avenir Next" w:hAnsi="Avenir Next" w:cs="Avenir Next" w:eastAsia="Avenir Next"/>
                 <w:i/>
                 <w:color w:val="5A5F66"/>
-                <w:sz w:val="17"/>
+                <w:sz w:val="22"/>
                 <w:szCs w:val="17"/>
               </w:rPr>
               <w:t xml:space="preserve">Find the Greatest Common Factor · Distribute and Combine Like Terms</w:t>
@@ -1608,7 +1613,7 @@
                 <w:rFonts w:ascii="Avenir Next" w:hAnsi="Avenir Next" w:cs="Avenir Next" w:eastAsia="Avenir Next"/>
                 <w:b/>
                 <w:color w:val="1A1A1A"/>
-                <w:sz w:val="17"/>
+                <w:sz w:val="22"/>
                 <w:szCs w:val="17"/>
               </w:rPr>
               <w:t xml:space="preserve">1.</w:t>
@@ -1626,7 +1631,7 @@
               <w:rPr>
                 <w:rFonts w:ascii="Avenir Next" w:hAnsi="Avenir Next" w:cs="Avenir Next" w:eastAsia="Avenir Next"/>
                 <w:color w:val="1A1A1A"/>
-                <w:sz w:val="17"/>
+                <w:sz w:val="22"/>
                 <w:szCs w:val="17"/>
               </w:rPr>
               <w:t xml:space="preserve">Step 1: 4   Step 2: 4   Step 3: 4, 4</w:t>
@@ -1645,7 +1650,7 @@
                 <w:rFonts w:ascii="Avenir Next" w:hAnsi="Avenir Next" w:cs="Avenir Next" w:eastAsia="Avenir Next"/>
                 <w:b/>
                 <w:color w:val="1A1A1A"/>
-                <w:sz w:val="17"/>
+                <w:sz w:val="22"/>
                 <w:szCs w:val="17"/>
               </w:rPr>
               <w:t xml:space="preserve">2.</w:t>
@@ -1663,7 +1668,7 @@
               <w:rPr>
                 <w:rFonts w:ascii="Avenir Next" w:hAnsi="Avenir Next" w:cs="Avenir Next" w:eastAsia="Avenir Next"/>
                 <w:color w:val="1A1A1A"/>
-                <w:sz w:val="17"/>
+                <w:sz w:val="22"/>
                 <w:szCs w:val="17"/>
               </w:rPr>
               <w:t xml:space="preserve">Step 1: 7   Step 2: 7   Step 3: 7, 7</w:t>
@@ -1682,7 +1687,7 @@
                 <w:rFonts w:ascii="Avenir Next" w:hAnsi="Avenir Next" w:cs="Avenir Next" w:eastAsia="Avenir Next"/>
                 <w:b/>
                 <w:color w:val="1A1A1A"/>
-                <w:sz w:val="17"/>
+                <w:sz w:val="22"/>
                 <w:szCs w:val="17"/>
               </w:rPr>
               <w:t xml:space="preserve">3.</w:t>
@@ -1700,7 +1705,7 @@
               <w:rPr>
                 <w:rFonts w:ascii="Avenir Next" w:hAnsi="Avenir Next" w:cs="Avenir Next" w:eastAsia="Avenir Next"/>
                 <w:color w:val="1A1A1A"/>
-                <w:sz w:val="17"/>
+                <w:sz w:val="22"/>
                 <w:szCs w:val="17"/>
               </w:rPr>
               <w:t xml:space="preserve">a. 4  b. 5  c. 3  d. 7  e. 10  f. 1</w:t>
@@ -1719,7 +1724,7 @@
                 <w:rFonts w:ascii="Avenir Next" w:hAnsi="Avenir Next" w:cs="Avenir Next" w:eastAsia="Avenir Next"/>
                 <w:b/>
                 <w:color w:val="1A1A1A"/>
-                <w:sz w:val="17"/>
+                <w:sz w:val="22"/>
                 <w:szCs w:val="17"/>
               </w:rPr>
               <w:t xml:space="preserve">4.</w:t>
@@ -1737,7 +1742,7 @@
               <w:rPr>
                 <w:rFonts w:ascii="Avenir Next" w:hAnsi="Avenir Next" w:cs="Avenir Next" w:eastAsia="Avenir Next"/>
                 <w:color w:val="1A1A1A"/>
-                <w:sz w:val="17"/>
+                <w:sz w:val="22"/>
                 <w:szCs w:val="17"/>
               </w:rPr>
               <w:t xml:space="preserve">Step 1: 6   Step 2: 7</w:t>
@@ -1747,7 +1752,7 @@
                 <w:rFonts w:ascii="Avenir Next" w:hAnsi="Avenir Next" w:cs="Avenir Next" w:eastAsia="Avenir Next"/>
                 <w:i/>
                 <w:color w:val="1A1A1A"/>
-                <w:sz w:val="17"/>
+                <w:sz w:val="22"/>
                 <w:szCs w:val="17"/>
               </w:rPr>
               <w:t xml:space="preserve">x</w:t>
@@ -1756,7 +1761,7 @@
               <w:rPr>
                 <w:rFonts w:ascii="Avenir Next" w:hAnsi="Avenir Next" w:cs="Avenir Next" w:eastAsia="Avenir Next"/>
                 <w:color w:val="1A1A1A"/>
-                <w:sz w:val="17"/>
+                <w:sz w:val="22"/>
                 <w:szCs w:val="17"/>
               </w:rPr>
               <w:t xml:space="preserve">   Step 3: 7</w:t>
@@ -1766,7 +1771,7 @@
                 <w:rFonts w:ascii="Avenir Next" w:hAnsi="Avenir Next" w:cs="Avenir Next" w:eastAsia="Avenir Next"/>
                 <w:i/>
                 <w:color w:val="1A1A1A"/>
-                <w:sz w:val="17"/>
+                <w:sz w:val="22"/>
                 <w:szCs w:val="17"/>
               </w:rPr>
               <w:t xml:space="preserve">x</w:t>
@@ -1775,7 +1780,7 @@
               <w:rPr>
                 <w:rFonts w:ascii="Avenir Next" w:hAnsi="Avenir Next" w:cs="Avenir Next" w:eastAsia="Avenir Next"/>
                 <w:color w:val="1A1A1A"/>
-                <w:sz w:val="17"/>
+                <w:sz w:val="22"/>
                 <w:szCs w:val="17"/>
               </w:rPr>
               <w:t xml:space="preserve"> + 6</w:t>
@@ -1794,7 +1799,7 @@
                 <w:rFonts w:ascii="Avenir Next" w:hAnsi="Avenir Next" w:cs="Avenir Next" w:eastAsia="Avenir Next"/>
                 <w:b/>
                 <w:color w:val="1A1A1A"/>
-                <w:sz w:val="17"/>
+                <w:sz w:val="22"/>
                 <w:szCs w:val="17"/>
               </w:rPr>
               <w:t xml:space="preserve">5.</w:t>
@@ -1812,7 +1817,7 @@
               <w:rPr>
                 <w:rFonts w:ascii="Avenir Next" w:hAnsi="Avenir Next" w:cs="Avenir Next" w:eastAsia="Avenir Next"/>
                 <w:color w:val="1A1A1A"/>
-                <w:sz w:val="17"/>
+                <w:sz w:val="22"/>
                 <w:szCs w:val="17"/>
               </w:rPr>
               <w:t xml:space="preserve">Step 1: 30   Step 2: 4</w:t>
@@ -1822,7 +1827,7 @@
                 <w:rFonts w:ascii="Avenir Next" w:hAnsi="Avenir Next" w:cs="Avenir Next" w:eastAsia="Avenir Next"/>
                 <w:i/>
                 <w:color w:val="1A1A1A"/>
-                <w:sz w:val="17"/>
+                <w:sz w:val="22"/>
                 <w:szCs w:val="17"/>
               </w:rPr>
               <w:t xml:space="preserve">k</w:t>
@@ -1831,7 +1836,7 @@
               <w:rPr>
                 <w:rFonts w:ascii="Avenir Next" w:hAnsi="Avenir Next" w:cs="Avenir Next" w:eastAsia="Avenir Next"/>
                 <w:color w:val="1A1A1A"/>
-                <w:sz w:val="17"/>
+                <w:sz w:val="22"/>
                 <w:szCs w:val="17"/>
               </w:rPr>
               <w:t xml:space="preserve">   Step 3: 4</w:t>
@@ -1841,7 +1846,7 @@
                 <w:rFonts w:ascii="Avenir Next" w:hAnsi="Avenir Next" w:cs="Avenir Next" w:eastAsia="Avenir Next"/>
                 <w:i/>
                 <w:color w:val="1A1A1A"/>
-                <w:sz w:val="17"/>
+                <w:sz w:val="22"/>
                 <w:szCs w:val="17"/>
               </w:rPr>
               <w:t xml:space="preserve">k</w:t>
@@ -1850,7 +1855,7 @@
               <w:rPr>
                 <w:rFonts w:ascii="Avenir Next" w:hAnsi="Avenir Next" w:cs="Avenir Next" w:eastAsia="Avenir Next"/>
                 <w:color w:val="1A1A1A"/>
-                <w:sz w:val="17"/>
+                <w:sz w:val="22"/>
                 <w:szCs w:val="17"/>
               </w:rPr>
               <w:t xml:space="preserve"> + 30</w:t>
@@ -1869,7 +1874,7 @@
                 <w:rFonts w:ascii="Avenir Next" w:hAnsi="Avenir Next" w:cs="Avenir Next" w:eastAsia="Avenir Next"/>
                 <w:b/>
                 <w:color w:val="1A1A1A"/>
-                <w:sz w:val="17"/>
+                <w:sz w:val="22"/>
                 <w:szCs w:val="17"/>
               </w:rPr>
               <w:t xml:space="preserve">6.</w:t>
@@ -1887,7 +1892,7 @@
               <w:rPr>
                 <w:rFonts w:ascii="Avenir Next" w:hAnsi="Avenir Next" w:cs="Avenir Next" w:eastAsia="Avenir Next"/>
                 <w:color w:val="1A1A1A"/>
-                <w:sz w:val="17"/>
+                <w:sz w:val="22"/>
                 <w:szCs w:val="17"/>
               </w:rPr>
               <w:t xml:space="preserve">a. 4</w:t>
@@ -1897,7 +1902,7 @@
                 <w:rFonts w:ascii="Avenir Next" w:hAnsi="Avenir Next" w:cs="Avenir Next" w:eastAsia="Avenir Next"/>
                 <w:i/>
                 <w:color w:val="1A1A1A"/>
-                <w:sz w:val="17"/>
+                <w:sz w:val="22"/>
                 <w:szCs w:val="17"/>
               </w:rPr>
               <w:t xml:space="preserve">a</w:t>
@@ -1906,7 +1911,7 @@
               <w:rPr>
                 <w:rFonts w:ascii="Avenir Next" w:hAnsi="Avenir Next" w:cs="Avenir Next" w:eastAsia="Avenir Next"/>
                 <w:color w:val="1A1A1A"/>
-                <w:sz w:val="17"/>
+                <w:sz w:val="22"/>
                 <w:szCs w:val="17"/>
               </w:rPr>
               <w:t xml:space="preserve"> + 12  b. 7</w:t>
@@ -1916,7 +1921,7 @@
                 <w:rFonts w:ascii="Avenir Next" w:hAnsi="Avenir Next" w:cs="Avenir Next" w:eastAsia="Avenir Next"/>
                 <w:i/>
                 <w:color w:val="1A1A1A"/>
-                <w:sz w:val="17"/>
+                <w:sz w:val="22"/>
                 <w:szCs w:val="17"/>
               </w:rPr>
               <w:t xml:space="preserve">m</w:t>
@@ -1925,7 +1930,7 @@
               <w:rPr>
                 <w:rFonts w:ascii="Avenir Next" w:hAnsi="Avenir Next" w:cs="Avenir Next" w:eastAsia="Avenir Next"/>
                 <w:color w:val="1A1A1A"/>
-                <w:sz w:val="17"/>
+                <w:sz w:val="22"/>
                 <w:szCs w:val="17"/>
               </w:rPr>
               <w:t xml:space="preserve"> + 5  c. 8</w:t>
@@ -1935,7 +1940,7 @@
                 <w:rFonts w:ascii="Avenir Next" w:hAnsi="Avenir Next" w:cs="Avenir Next" w:eastAsia="Avenir Next"/>
                 <w:i/>
                 <w:color w:val="1A1A1A"/>
-                <w:sz w:val="17"/>
+                <w:sz w:val="22"/>
                 <w:szCs w:val="17"/>
               </w:rPr>
               <w:t xml:space="preserve">b</w:t>
@@ -1944,7 +1949,7 @@
               <w:rPr>
                 <w:rFonts w:ascii="Avenir Next" w:hAnsi="Avenir Next" w:cs="Avenir Next" w:eastAsia="Avenir Next"/>
                 <w:color w:val="1A1A1A"/>
-                <w:sz w:val="17"/>
+                <w:sz w:val="22"/>
                 <w:szCs w:val="17"/>
               </w:rPr>
               <w:t xml:space="preserve"> + 14  d. 5</w:t>
@@ -1954,7 +1959,7 @@
                 <w:rFonts w:ascii="Avenir Next" w:hAnsi="Avenir Next" w:cs="Avenir Next" w:eastAsia="Avenir Next"/>
                 <w:i/>
                 <w:color w:val="1A1A1A"/>
-                <w:sz w:val="17"/>
+                <w:sz w:val="22"/>
                 <w:szCs w:val="17"/>
               </w:rPr>
               <w:t xml:space="preserve">r</w:t>
@@ -1963,7 +1968,7 @@
               <w:rPr>
                 <w:rFonts w:ascii="Avenir Next" w:hAnsi="Avenir Next" w:cs="Avenir Next" w:eastAsia="Avenir Next"/>
                 <w:color w:val="1A1A1A"/>
-                <w:sz w:val="17"/>
+                <w:sz w:val="22"/>
                 <w:szCs w:val="17"/>
               </w:rPr>
               <w:t xml:space="preserve"> + 8  e. 5</w:t>
@@ -1973,7 +1978,7 @@
                 <w:rFonts w:ascii="Avenir Next" w:hAnsi="Avenir Next" w:cs="Avenir Next" w:eastAsia="Avenir Next"/>
                 <w:i/>
                 <w:color w:val="1A1A1A"/>
-                <w:sz w:val="17"/>
+                <w:sz w:val="22"/>
                 <w:szCs w:val="17"/>
               </w:rPr>
               <w:t xml:space="preserve">e</w:t>
@@ -1982,7 +1987,7 @@
               <w:rPr>
                 <w:rFonts w:ascii="Avenir Next" w:hAnsi="Avenir Next" w:cs="Avenir Next" w:eastAsia="Avenir Next"/>
                 <w:color w:val="1A1A1A"/>
-                <w:sz w:val="17"/>
+                <w:sz w:val="22"/>
                 <w:szCs w:val="17"/>
               </w:rPr>
               <w:t xml:space="preserve"> + 8  f. 6</w:t>
@@ -1992,7 +1997,7 @@
                 <w:rFonts w:ascii="Avenir Next" w:hAnsi="Avenir Next" w:cs="Avenir Next" w:eastAsia="Avenir Next"/>
                 <w:i/>
                 <w:color w:val="1A1A1A"/>
-                <w:sz w:val="17"/>
+                <w:sz w:val="22"/>
                 <w:szCs w:val="17"/>
               </w:rPr>
               <w:t xml:space="preserve">d</w:t>
@@ -2001,7 +2006,7 @@
               <w:rPr>
                 <w:rFonts w:ascii="Avenir Next" w:hAnsi="Avenir Next" w:cs="Avenir Next" w:eastAsia="Avenir Next"/>
                 <w:color w:val="1A1A1A"/>
-                <w:sz w:val="17"/>
+                <w:sz w:val="22"/>
                 <w:szCs w:val="17"/>
               </w:rPr>
               <w:t xml:space="preserve"> + 12</w:t>
@@ -2020,7 +2025,7 @@
                 <w:rFonts w:ascii="Avenir Next" w:hAnsi="Avenir Next" w:cs="Avenir Next" w:eastAsia="Avenir Next"/>
                 <w:b/>
                 <w:color w:val="1A1A1A"/>
-                <w:sz w:val="17"/>
+                <w:sz w:val="22"/>
                 <w:szCs w:val="17"/>
               </w:rPr>
               <w:t xml:space="preserve">7.</w:t>
@@ -2039,7 +2044,7 @@
                 <w:rFonts w:ascii="Avenir Next" w:hAnsi="Avenir Next" w:cs="Avenir Next" w:eastAsia="Avenir Next"/>
                 <w:b/>
                 <w:color w:val="1A1A1A"/>
-                <w:sz w:val="17"/>
+                <w:sz w:val="22"/>
                 <w:szCs w:val="17"/>
               </w:rPr>
               <w:t xml:space="preserve">A</w:t>
@@ -2048,7 +2053,7 @@
               <w:rPr>
                 <w:rFonts w:ascii="Avenir Next" w:hAnsi="Avenir Next" w:cs="Avenir Next" w:eastAsia="Avenir Next"/>
                 <w:color w:val="1A1A1A"/>
-                <w:sz w:val="17"/>
+                <w:sz w:val="22"/>
                 <w:szCs w:val="17"/>
               </w:rPr>
               <w:t xml:space="preserve">  (5</w:t>
@@ -2058,7 +2063,7 @@
                 <w:rFonts w:ascii="Avenir Next" w:hAnsi="Avenir Next" w:cs="Avenir Next" w:eastAsia="Avenir Next"/>
                 <w:i/>
                 <w:color w:val="1A1A1A"/>
-                <w:sz w:val="17"/>
+                <w:sz w:val="22"/>
                 <w:szCs w:val="17"/>
               </w:rPr>
               <w:t xml:space="preserve">z</w:t>
@@ -2067,7 +2072,7 @@
               <w:rPr>
                 <w:rFonts w:ascii="Avenir Next" w:hAnsi="Avenir Next" w:cs="Avenir Next" w:eastAsia="Avenir Next"/>
                 <w:color w:val="1A1A1A"/>
-                <w:sz w:val="17"/>
+                <w:sz w:val="22"/>
                 <w:szCs w:val="17"/>
               </w:rPr>
               <w:t xml:space="preserve"> + 12)</w:t>
@@ -2164,7 +2169,106 @@
               <w:sz w:val="15"/>
               <w:szCs w:val="15"/>
             </w:rPr>
-            <w:t xml:space="preserve">Lesson 6-8  ·  Prerequisite Practice  ·  Answer Key</w:t>
+            <w:t xml:space="preserve">6-8 · Page </w:t>
+          </w:r>
+          <w:r>
+            <w:rPr>
+              <w:rFonts w:ascii="Avenir Next" w:hAnsi="Avenir Next" w:cs="Avenir Next" w:eastAsia="Avenir Next"/>
+              <w:color w:val="5A5F66"/>
+              <w:sz w:val="15"/>
+              <w:szCs w:val="15"/>
+            </w:rPr>
+            <w:fldChar w:fldCharType="begin"/>
+          </w:r>
+          <w:r>
+            <w:rPr>
+              <w:rFonts w:ascii="Avenir Next" w:hAnsi="Avenir Next" w:cs="Avenir Next" w:eastAsia="Avenir Next"/>
+              <w:color w:val="5A5F66"/>
+              <w:sz w:val="15"/>
+              <w:szCs w:val="15"/>
+            </w:rPr>
+            <w:instrText xml:space="preserve"> PAGE </w:instrText>
+          </w:r>
+          <w:r>
+            <w:rPr>
+              <w:rFonts w:ascii="Avenir Next" w:hAnsi="Avenir Next" w:cs="Avenir Next" w:eastAsia="Avenir Next"/>
+              <w:color w:val="5A5F66"/>
+              <w:sz w:val="15"/>
+              <w:szCs w:val="15"/>
+            </w:rPr>
+            <w:fldChar w:fldCharType="separate"/>
+          </w:r>
+          <w:r>
+            <w:rPr>
+              <w:rFonts w:ascii="Avenir Next" w:hAnsi="Avenir Next" w:cs="Avenir Next" w:eastAsia="Avenir Next"/>
+              <w:color w:val="5A5F66"/>
+              <w:sz w:val="15"/>
+              <w:szCs w:val="15"/>
+            </w:rPr>
+            <w:t xml:space="preserve">1</w:t>
+          </w:r>
+          <w:r>
+            <w:rPr>
+              <w:rFonts w:ascii="Avenir Next" w:hAnsi="Avenir Next" w:cs="Avenir Next" w:eastAsia="Avenir Next"/>
+              <w:color w:val="5A5F66"/>
+              <w:sz w:val="15"/>
+              <w:szCs w:val="15"/>
+            </w:rPr>
+            <w:fldChar w:fldCharType="end"/>
+          </w:r>
+          <w:r>
+            <w:rPr>
+              <w:rFonts w:ascii="Avenir Next" w:hAnsi="Avenir Next" w:cs="Avenir Next" w:eastAsia="Avenir Next"/>
+              <w:color w:val="5A5F66"/>
+              <w:sz w:val="15"/>
+              <w:szCs w:val="15"/>
+            </w:rPr>
+            <w:t xml:space="preserve"> of </w:t>
+          </w:r>
+          <w:r>
+            <w:rPr>
+              <w:rFonts w:ascii="Avenir Next" w:hAnsi="Avenir Next" w:cs="Avenir Next" w:eastAsia="Avenir Next"/>
+              <w:color w:val="5A5F66"/>
+              <w:sz w:val="15"/>
+              <w:szCs w:val="15"/>
+            </w:rPr>
+            <w:fldChar w:fldCharType="begin"/>
+          </w:r>
+          <w:r>
+            <w:rPr>
+              <w:rFonts w:ascii="Avenir Next" w:hAnsi="Avenir Next" w:cs="Avenir Next" w:eastAsia="Avenir Next"/>
+              <w:color w:val="5A5F66"/>
+              <w:sz w:val="15"/>
+              <w:szCs w:val="15"/>
+            </w:rPr>
+            <w:instrText xml:space="preserve"> NUMPAGES </w:instrText>
+          </w:r>
+          <w:r>
+            <w:rPr>
+              <w:rFonts w:ascii="Avenir Next" w:hAnsi="Avenir Next" w:cs="Avenir Next" w:eastAsia="Avenir Next"/>
+              <w:color w:val="5A5F66"/>
+              <w:sz w:val="15"/>
+              <w:szCs w:val="15"/>
+            </w:rPr>
+            <w:fldChar w:fldCharType="separate"/>
+          </w:r>
+          <w:r>
+            <w:rPr>
+              <w:rFonts w:ascii="Avenir Next" w:hAnsi="Avenir Next" w:cs="Avenir Next" w:eastAsia="Avenir Next"/>
+              <w:color w:val="5A5F66"/>
+              <w:sz w:val="15"/>
+              <w:szCs w:val="15"/>
+            </w:rPr>
+            <w:t xml:space="preserve">1</w:t>
+          </w:r>
+          <w:r>
+            <w:rPr>
+              <w:rFonts w:ascii="Avenir Next" w:hAnsi="Avenir Next" w:cs="Avenir Next" w:eastAsia="Avenir Next"/>
+              <w:color w:val="5A5F66"/>
+              <w:sz w:val="15"/>
+              <w:szCs w:val="15"/>
+            </w:rPr>
+            <w:fldChar w:fldCharType="end"/>
           </w:r>
         </w:p>
       </w:tc>
@@ -2207,5 +2311,23 @@
       </w:tblCellMar>
     </w:tblPr>
   </w:style>
+  <w:style w:type="paragraph" w:styleId="Heading1">
+    <w:name w:val="heading 1"/>
+    <w:basedOn w:val="Normal"/>
+    <w:pPr>
+      <w:outlineLvl w:val="0"/>
+      <w:keepNext w:val="0"/>
+      <w:keepLines w:val="0"/>
+    </w:pPr>
+  </w:style>
+  <w:style w:type="paragraph" w:styleId="Heading2">
+    <w:name w:val="heading 2"/>
+    <w:basedOn w:val="Normal"/>
+    <w:pPr>
+      <w:outlineLvl w:val="1"/>
+      <w:keepNext w:val="0"/>
+      <w:keepLines w:val="0"/>
+    </w:pPr>
+  </w:style>
 </w:styles>
 </file>